--- a/临时记录.docx
+++ b/临时记录.docx
@@ -1389,220 +1389,86 @@
     </w:p>
     <w:p>
       <w:pPr>
-        <w:pStyle w:val="6"/>
-        <w:keepNext w:val="0"/>
-        <w:keepLines w:val="0"/>
-        <w:widowControl/>
-        <w:suppressLineNumbers w:val="0"/>
-        <w:pBdr>
-          <w:top w:val="none" w:color="auto" w:sz="0" w:space="0"/>
-          <w:left w:val="none" w:color="auto" w:sz="0" w:space="0"/>
-          <w:bottom w:val="none" w:color="auto" w:sz="0" w:space="0"/>
-          <w:right w:val="none" w:color="auto" w:sz="0" w:space="0"/>
-        </w:pBdr>
-        <w:spacing w:before="0" w:beforeAutospacing="0" w:after="0" w:afterAutospacing="0"/>
-        <w:ind w:left="0" w:right="0" w:firstLine="0"/>
-        <w:rPr>
-          <w:rStyle w:val="12"/>
-          <w:rFonts w:ascii="monospace" w:hAnsi="monospace" w:eastAsia="monospace" w:cs="monospace"/>
-          <w:i w:val="0"/>
-          <w:iCs w:val="0"/>
-          <w:caps w:val="0"/>
-          <w:color w:val="BFBFBF"/>
-          <w:spacing w:val="0"/>
-          <w:sz w:val="18"/>
-          <w:szCs w:val="18"/>
-          <w:bdr w:val="none" w:color="auto" w:sz="0" w:space="0"/>
-        </w:rPr>
-      </w:pPr>
-      <w:r>
-        <w:rPr>
-          <w:rStyle w:val="12"/>
-          <w:rFonts w:ascii="monospace" w:hAnsi="monospace" w:eastAsia="monospace" w:cs="monospace"/>
-          <w:i w:val="0"/>
-          <w:iCs w:val="0"/>
-          <w:caps w:val="0"/>
-          <w:color w:val="BFBFBF"/>
-          <w:spacing w:val="0"/>
-          <w:sz w:val="18"/>
-          <w:szCs w:val="18"/>
-          <w:bdr w:val="none" w:color="auto" w:sz="0" w:space="0"/>
+        <w:rPr>
+          <w:rFonts w:hint="default"/>
+          <w:lang w:val="en-US" w:eastAsia="zh-CN"/>
+        </w:rPr>
+      </w:pPr>
+      <w:r>
+        <w:rPr>
+          <w:rFonts w:hint="default"/>
+          <w:lang w:val="en-US" w:eastAsia="zh-CN"/>
         </w:rPr>
         <w:t>bash Script/sync_stock_meta.sh          # 交互菜单</w:t>
       </w:r>
     </w:p>
     <w:p>
       <w:pPr>
-        <w:pStyle w:val="6"/>
-        <w:keepNext w:val="0"/>
-        <w:keepLines w:val="0"/>
-        <w:widowControl/>
-        <w:suppressLineNumbers w:val="0"/>
-        <w:pBdr>
-          <w:top w:val="none" w:color="auto" w:sz="0" w:space="0"/>
-          <w:left w:val="none" w:color="auto" w:sz="0" w:space="0"/>
-          <w:bottom w:val="none" w:color="auto" w:sz="0" w:space="0"/>
-          <w:right w:val="none" w:color="auto" w:sz="0" w:space="0"/>
-        </w:pBdr>
-        <w:spacing w:before="0" w:beforeAutospacing="0" w:after="0" w:afterAutospacing="0"/>
-        <w:ind w:left="0" w:right="0" w:firstLine="0"/>
-        <w:rPr>
-          <w:rStyle w:val="12"/>
-          <w:rFonts w:ascii="monospace" w:hAnsi="monospace" w:eastAsia="monospace" w:cs="monospace"/>
-          <w:i w:val="0"/>
-          <w:iCs w:val="0"/>
-          <w:caps w:val="0"/>
-          <w:color w:val="BFBFBF"/>
-          <w:spacing w:val="0"/>
-          <w:sz w:val="18"/>
-          <w:szCs w:val="18"/>
-          <w:bdr w:val="none" w:color="auto" w:sz="0" w:space="0"/>
-        </w:rPr>
-      </w:pPr>
-      <w:r>
-        <w:rPr>
-          <w:rStyle w:val="12"/>
-          <w:rFonts w:ascii="monospace" w:hAnsi="monospace" w:eastAsia="monospace" w:cs="monospace"/>
-          <w:i w:val="0"/>
-          <w:iCs w:val="0"/>
-          <w:caps w:val="0"/>
-          <w:color w:val="BFBFBF"/>
-          <w:spacing w:val="0"/>
-          <w:sz w:val="18"/>
-          <w:szCs w:val="18"/>
-          <w:bdr w:val="none" w:color="auto" w:sz="0" w:space="0"/>
+        <w:rPr>
+          <w:rFonts w:hint="default"/>
+          <w:lang w:val="en-US" w:eastAsia="zh-CN"/>
+        </w:rPr>
+      </w:pPr>
+      <w:r>
+        <w:rPr>
+          <w:rFonts w:hint="default"/>
+          <w:lang w:val="en-US" w:eastAsia="zh-CN"/>
         </w:rPr>
         <w:t>bash Script/sync_stock_meta.sh full     # 免交互直接全量（适合 cron/后台）</w:t>
       </w:r>
     </w:p>
     <w:p>
       <w:pPr>
-        <w:pStyle w:val="6"/>
-        <w:keepNext w:val="0"/>
-        <w:keepLines w:val="0"/>
-        <w:widowControl/>
-        <w:suppressLineNumbers w:val="0"/>
-        <w:pBdr>
-          <w:top w:val="none" w:color="auto" w:sz="0" w:space="0"/>
-          <w:left w:val="none" w:color="auto" w:sz="0" w:space="0"/>
-          <w:bottom w:val="none" w:color="auto" w:sz="0" w:space="0"/>
-          <w:right w:val="none" w:color="auto" w:sz="0" w:space="0"/>
-        </w:pBdr>
-        <w:spacing w:before="0" w:beforeAutospacing="0" w:after="0" w:afterAutospacing="0"/>
-        <w:ind w:left="0" w:right="0" w:firstLine="0"/>
-        <w:rPr>
-          <w:rStyle w:val="12"/>
-          <w:rFonts w:ascii="monospace" w:hAnsi="monospace" w:eastAsia="monospace" w:cs="monospace"/>
-          <w:i w:val="0"/>
-          <w:iCs w:val="0"/>
-          <w:caps w:val="0"/>
-          <w:color w:val="BFBFBF"/>
-          <w:spacing w:val="0"/>
-          <w:sz w:val="18"/>
-          <w:szCs w:val="18"/>
-          <w:bdr w:val="none" w:color="auto" w:sz="0" w:space="0"/>
-        </w:rPr>
-      </w:pPr>
-      <w:r>
-        <w:rPr>
-          <w:rStyle w:val="12"/>
-          <w:rFonts w:ascii="monospace" w:hAnsi="monospace" w:eastAsia="monospace" w:cs="monospace"/>
-          <w:i w:val="0"/>
-          <w:iCs w:val="0"/>
-          <w:caps w:val="0"/>
-          <w:color w:val="BFBFBF"/>
-          <w:spacing w:val="0"/>
-          <w:sz w:val="18"/>
-          <w:szCs w:val="18"/>
-          <w:bdr w:val="none" w:color="auto" w:sz="0" w:space="0"/>
+        <w:rPr>
+          <w:rFonts w:hint="default"/>
+          <w:lang w:val="en-US" w:eastAsia="zh-CN"/>
+        </w:rPr>
+      </w:pPr>
+      <w:r>
+        <w:rPr>
+          <w:rFonts w:hint="default"/>
+          <w:lang w:val="en-US" w:eastAsia="zh-CN"/>
         </w:rPr>
         <w:t>bash Script/sync_stock_meta.sh incr     # 免交互增量（--no-force，未到期不发请求）</w:t>
       </w:r>
     </w:p>
     <w:p>
       <w:pPr>
-        <w:pStyle w:val="6"/>
-        <w:keepNext w:val="0"/>
-        <w:keepLines w:val="0"/>
-        <w:widowControl/>
-        <w:suppressLineNumbers w:val="0"/>
-        <w:pBdr>
-          <w:top w:val="none" w:color="auto" w:sz="0" w:space="0"/>
-          <w:left w:val="none" w:color="auto" w:sz="0" w:space="0"/>
-          <w:bottom w:val="none" w:color="auto" w:sz="0" w:space="0"/>
-          <w:right w:val="none" w:color="auto" w:sz="0" w:space="0"/>
-        </w:pBdr>
-        <w:spacing w:before="0" w:beforeAutospacing="0" w:after="0" w:afterAutospacing="0"/>
-        <w:ind w:left="0" w:right="0" w:firstLine="0"/>
-        <w:rPr>
-          <w:rStyle w:val="12"/>
-          <w:rFonts w:ascii="monospace" w:hAnsi="monospace" w:eastAsia="monospace" w:cs="monospace"/>
-          <w:i w:val="0"/>
-          <w:iCs w:val="0"/>
-          <w:caps w:val="0"/>
-          <w:color w:val="BFBFBF"/>
-          <w:spacing w:val="0"/>
-          <w:sz w:val="18"/>
-          <w:szCs w:val="18"/>
-          <w:bdr w:val="none" w:color="auto" w:sz="0" w:space="0"/>
-        </w:rPr>
-      </w:pPr>
-      <w:r>
-        <w:rPr>
-          <w:rStyle w:val="12"/>
-          <w:rFonts w:ascii="monospace" w:hAnsi="monospace" w:eastAsia="monospace" w:cs="monospace"/>
-          <w:i w:val="0"/>
-          <w:iCs w:val="0"/>
-          <w:caps w:val="0"/>
-          <w:color w:val="BFBFBF"/>
-          <w:spacing w:val="0"/>
-          <w:sz w:val="18"/>
-          <w:szCs w:val="18"/>
-          <w:bdr w:val="none" w:color="auto" w:sz="0" w:space="0"/>
+        <w:rPr>
+          <w:rFonts w:hint="default"/>
+          <w:lang w:val="en-US" w:eastAsia="zh-CN"/>
+        </w:rPr>
+      </w:pPr>
+      <w:r>
+        <w:rPr>
+          <w:rFonts w:hint="default"/>
+          <w:lang w:val="en-US" w:eastAsia="zh-CN"/>
         </w:rPr>
         <w:t>bash Script/sync_stock_meta.sh loop     # 免交互常驻（每小时只跑到期域）</w:t>
       </w:r>
     </w:p>
     <w:p>
       <w:pPr>
-        <w:pStyle w:val="6"/>
-        <w:keepNext w:val="0"/>
-        <w:keepLines w:val="0"/>
-        <w:widowControl/>
-        <w:suppressLineNumbers w:val="0"/>
-        <w:pBdr>
-          <w:top w:val="none" w:color="auto" w:sz="0" w:space="0"/>
-          <w:left w:val="none" w:color="auto" w:sz="0" w:space="0"/>
-          <w:bottom w:val="none" w:color="auto" w:sz="0" w:space="0"/>
-          <w:right w:val="none" w:color="auto" w:sz="0" w:space="0"/>
-        </w:pBdr>
-        <w:spacing w:before="0" w:beforeAutospacing="0" w:after="0" w:afterAutospacing="0"/>
-        <w:ind w:left="0" w:right="0" w:firstLine="0"/>
-        <w:rPr>
-          <w:i w:val="0"/>
-          <w:iCs w:val="0"/>
-          <w:caps w:val="0"/>
-          <w:color w:val="BFBFBF"/>
-          <w:spacing w:val="0"/>
-          <w:sz w:val="19"/>
-          <w:szCs w:val="19"/>
-        </w:rPr>
-      </w:pPr>
-      <w:r>
-        <w:rPr>
-          <w:rStyle w:val="12"/>
-          <w:rFonts w:ascii="monospace" w:hAnsi="monospace" w:eastAsia="monospace" w:cs="monospace"/>
-          <w:i w:val="0"/>
-          <w:iCs w:val="0"/>
-          <w:caps w:val="0"/>
-          <w:color w:val="BFBFBF"/>
-          <w:spacing w:val="0"/>
-          <w:sz w:val="18"/>
-          <w:szCs w:val="18"/>
-          <w:bdr w:val="none" w:color="auto" w:sz="0" w:space="0"/>
+        <w:rPr>
+          <w:rFonts w:hint="default"/>
+          <w:lang w:val="en-US" w:eastAsia="zh-CN"/>
+        </w:rPr>
+      </w:pPr>
+      <w:r>
+        <w:rPr>
+          <w:rFonts w:hint="default"/>
+          <w:lang w:val="en-US" w:eastAsia="zh-CN"/>
         </w:rPr>
         <w:t>DRYRUN=1 bash Script/sync_stock_meta.sh full   # 试跑：只打印命令</w:t>
       </w:r>
+    </w:p>
+    <w:p>
+      <w:pPr>
+        <w:rPr>
+          <w:rFonts w:hint="default"/>
+          <w:lang w:val="en-US" w:eastAsia="zh-CN"/>
+        </w:rPr>
+      </w:pPr>
     </w:p>
     <w:p>
       <w:pPr>
@@ -1613,14 +1479,6 @@
       </w:pPr>
       <w:bookmarkStart w:id="0" w:name="_GoBack"/>
       <w:bookmarkEnd w:id="0"/>
-    </w:p>
-    <w:p>
-      <w:pPr>
-        <w:rPr>
-          <w:rFonts w:hint="default"/>
-          <w:lang w:val="en-US" w:eastAsia="zh-CN"/>
-        </w:rPr>
-      </w:pPr>
     </w:p>
     <w:sectPr>
       <w:pgSz w:w="11906" w:h="16838"/>

--- a/临时记录.docx
+++ b/临时记录.docx
@@ -1477,6 +1477,171 @@
           <w:lang w:val="en-US" w:eastAsia="zh-CN"/>
         </w:rPr>
       </w:pPr>
+      <w:r>
+        <w:rPr>
+          <w:rFonts w:hint="default"/>
+          <w:lang w:val="en-US" w:eastAsia="zh-CN"/>
+        </w:rPr>
+        <w:t>CREATE TABLE "public"."chan_snapshot" (</w:t>
+      </w:r>
+    </w:p>
+    <w:p>
+      <w:pPr>
+        <w:rPr>
+          <w:rFonts w:hint="default"/>
+          <w:lang w:val="en-US" w:eastAsia="zh-CN"/>
+        </w:rPr>
+      </w:pPr>
+      <w:r>
+        <w:rPr>
+          <w:rFonts w:hint="default"/>
+          <w:lang w:val="en-US" w:eastAsia="zh-CN"/>
+        </w:rPr>
+        <w:t xml:space="preserve">  "code" character varying NOT NULL,</w:t>
+      </w:r>
+    </w:p>
+    <w:p>
+      <w:pPr>
+        <w:rPr>
+          <w:rFonts w:hint="default"/>
+          <w:lang w:val="en-US" w:eastAsia="zh-CN"/>
+        </w:rPr>
+      </w:pPr>
+      <w:r>
+        <w:rPr>
+          <w:rFonts w:hint="default"/>
+          <w:lang w:val="en-US" w:eastAsia="zh-CN"/>
+        </w:rPr>
+        <w:t xml:space="preserve">  "kl_type" character varying NOT NULL,</w:t>
+      </w:r>
+    </w:p>
+    <w:p>
+      <w:pPr>
+        <w:rPr>
+          <w:rFonts w:hint="default"/>
+          <w:lang w:val="en-US" w:eastAsia="zh-CN"/>
+        </w:rPr>
+      </w:pPr>
+      <w:r>
+        <w:rPr>
+          <w:rFonts w:hint="default"/>
+          <w:lang w:val="en-US" w:eastAsia="zh-CN"/>
+        </w:rPr>
+        <w:t xml:space="preserve">  "autype" character varying NOT NULL DEFAULT 'QFQ'::character varying,</w:t>
+      </w:r>
+    </w:p>
+    <w:p>
+      <w:pPr>
+        <w:rPr>
+          <w:rFonts w:hint="default"/>
+          <w:lang w:val="en-US" w:eastAsia="zh-CN"/>
+        </w:rPr>
+      </w:pPr>
+      <w:r>
+        <w:rPr>
+          <w:rFonts w:hint="default"/>
+          <w:lang w:val="en-US" w:eastAsia="zh-CN"/>
+        </w:rPr>
+        <w:t xml:space="preserve">  "pickle" bytea NOT NULL,</w:t>
+      </w:r>
+    </w:p>
+    <w:p>
+      <w:pPr>
+        <w:rPr>
+          <w:rFonts w:hint="default"/>
+          <w:lang w:val="en-US" w:eastAsia="zh-CN"/>
+        </w:rPr>
+      </w:pPr>
+      <w:r>
+        <w:rPr>
+          <w:rFonts w:hint="default"/>
+          <w:lang w:val="en-US" w:eastAsia="zh-CN"/>
+        </w:rPr>
+        <w:t xml:space="preserve">  "updated_at" timestamp with time zone NOT NULL DEFAULT now(),</w:t>
+      </w:r>
+    </w:p>
+    <w:p>
+      <w:pPr>
+        <w:rPr>
+          <w:rFonts w:hint="default"/>
+          <w:lang w:val="en-US" w:eastAsia="zh-CN"/>
+        </w:rPr>
+      </w:pPr>
+      <w:r>
+        <w:rPr>
+          <w:rFonts w:hint="default"/>
+          <w:lang w:val="en-US" w:eastAsia="zh-CN"/>
+        </w:rPr>
+        <w:t xml:space="preserve">  PRIMARY KEY ("code", "kl_type", "autype")</w:t>
+      </w:r>
+    </w:p>
+    <w:p>
+      <w:pPr>
+        <w:rPr>
+          <w:rFonts w:hint="default"/>
+          <w:lang w:val="en-US" w:eastAsia="zh-CN"/>
+        </w:rPr>
+      </w:pPr>
+      <w:r>
+        <w:rPr>
+          <w:rFonts w:hint="default"/>
+          <w:lang w:val="en-US" w:eastAsia="zh-CN"/>
+        </w:rPr>
+        <w:t>);</w:t>
+      </w:r>
+    </w:p>
+    <w:p>
+      <w:pPr>
+        <w:rPr>
+          <w:rFonts w:hint="default"/>
+          <w:lang w:val="en-US" w:eastAsia="zh-CN"/>
+        </w:rPr>
+      </w:pPr>
+    </w:p>
+    <w:p>
+      <w:pPr>
+        <w:rPr>
+          <w:rFonts w:hint="default"/>
+          <w:lang w:val="en-US" w:eastAsia="zh-CN"/>
+        </w:rPr>
+      </w:pPr>
+      <w:r>
+        <w:rPr>
+          <w:rFonts w:hint="default"/>
+          <w:lang w:val="en-US" w:eastAsia="zh-CN"/>
+        </w:rPr>
+        <w:t>CREATE TRIGGER trg_chan_snapshot_updated_at</w:t>
+      </w:r>
+    </w:p>
+    <w:p>
+      <w:pPr>
+        <w:rPr>
+          <w:rFonts w:hint="default"/>
+          <w:lang w:val="en-US" w:eastAsia="zh-CN"/>
+        </w:rPr>
+      </w:pPr>
+      <w:r>
+        <w:rPr>
+          <w:rFonts w:hint="default"/>
+          <w:lang w:val="en-US" w:eastAsia="zh-CN"/>
+        </w:rPr>
+        <w:t>BEFORE UPDATE ON chan_snapshot FOR EACH ROW</w:t>
+      </w:r>
+    </w:p>
+    <w:p>
+      <w:pPr>
+        <w:rPr>
+          <w:rFonts w:hint="default"/>
+          <w:lang w:val="en-US" w:eastAsia="zh-CN"/>
+        </w:rPr>
+      </w:pPr>
+      <w:r>
+        <w:rPr>
+          <w:rFonts w:hint="default"/>
+          <w:lang w:val="en-US" w:eastAsia="zh-CN"/>
+        </w:rPr>
+        <w:t>EXECUTE FUNCTION update_updated_at_column ();</w:t>
+      </w:r>
       <w:bookmarkStart w:id="0" w:name="_GoBack"/>
       <w:bookmarkEnd w:id="0"/>
     </w:p>
